--- a/CD_Prg_1.docx
+++ b/CD_Prg_1.docx
@@ -5,33 +5,1014 @@
     <w:p>
       <w:pPr>
         <w:rPr>
-          <w:lang w:val="en-US"/>
-        </w:rPr>
-      </w:pPr>
-      <w:r>
-        <w:rPr>
+          <w:b/>
+          <w:sz w:val="24"/>
+          <w:lang w:val="en-US"/>
+        </w:rPr>
+      </w:pPr>
+      <w:r>
+        <w:rPr>
+          <w:b/>
+          <w:sz w:val="24"/>
           <w:lang w:val="en-US"/>
         </w:rPr>
         <w:t>2) Tokens – Lexical Analyzer</w:t>
       </w:r>
+    </w:p>
+    <w:p>
+      <w:pPr>
+        <w:spacing w:line="240" w:lineRule="auto"/>
+        <w:rPr>
+          <w:lang w:val="en-US"/>
+        </w:rPr>
+      </w:pPr>
+      <w:r>
+        <w:rPr>
+          <w:lang w:val="en-US"/>
+        </w:rPr>
+        <w:t>#include &lt;</w:t>
+      </w:r>
+      <w:proofErr w:type="spellStart"/>
+      <w:r>
+        <w:rPr>
+          <w:lang w:val="en-US"/>
+        </w:rPr>
+        <w:t>stdio.h</w:t>
+      </w:r>
+      <w:proofErr w:type="spellEnd"/>
+      <w:r>
+        <w:rPr>
+          <w:lang w:val="en-US"/>
+        </w:rPr>
+        <w:t>&gt;</w:t>
+      </w:r>
+    </w:p>
+    <w:p>
+      <w:pPr>
+        <w:spacing w:line="240" w:lineRule="auto"/>
+        <w:rPr>
+          <w:lang w:val="en-US"/>
+        </w:rPr>
+      </w:pPr>
+      <w:r>
+        <w:rPr>
+          <w:lang w:val="en-US"/>
+        </w:rPr>
+        <w:t>#include &lt;</w:t>
+      </w:r>
+      <w:proofErr w:type="spellStart"/>
+      <w:r>
+        <w:rPr>
+          <w:lang w:val="en-US"/>
+        </w:rPr>
+        <w:t>ctype.h</w:t>
+      </w:r>
+      <w:proofErr w:type="spellEnd"/>
+      <w:r>
+        <w:rPr>
+          <w:lang w:val="en-US"/>
+        </w:rPr>
+        <w:t>&gt;</w:t>
+      </w:r>
+    </w:p>
+    <w:p>
+      <w:pPr>
+        <w:spacing w:line="240" w:lineRule="auto"/>
+        <w:rPr>
+          <w:lang w:val="en-US"/>
+        </w:rPr>
+      </w:pPr>
+    </w:p>
+    <w:p>
+      <w:pPr>
+        <w:spacing w:line="240" w:lineRule="auto"/>
+        <w:rPr>
+          <w:lang w:val="en-US"/>
+        </w:rPr>
+      </w:pPr>
+      <w:proofErr w:type="spellStart"/>
+      <w:proofErr w:type="gramStart"/>
+      <w:r>
+        <w:rPr>
+          <w:lang w:val="en-US"/>
+        </w:rPr>
+        <w:t>int</w:t>
+      </w:r>
+      <w:proofErr w:type="spellEnd"/>
+      <w:proofErr w:type="gramEnd"/>
+      <w:r>
+        <w:rPr>
+          <w:lang w:val="en-US"/>
+        </w:rPr>
+        <w:t xml:space="preserve"> main()</w:t>
+      </w:r>
+    </w:p>
+    <w:p>
+      <w:pPr>
+        <w:spacing w:line="240" w:lineRule="auto"/>
+        <w:rPr>
+          <w:lang w:val="en-US"/>
+        </w:rPr>
+      </w:pPr>
+      <w:r>
+        <w:rPr>
+          <w:lang w:val="en-US"/>
+        </w:rPr>
+        <w:t>{</w:t>
+      </w:r>
+    </w:p>
+    <w:p>
+      <w:pPr>
+        <w:spacing w:line="240" w:lineRule="auto"/>
+        <w:rPr>
+          <w:lang w:val="en-US"/>
+        </w:rPr>
+      </w:pPr>
+      <w:r>
+        <w:rPr>
+          <w:lang w:val="en-US"/>
+        </w:rPr>
+        <w:t xml:space="preserve">    </w:t>
+      </w:r>
+      <w:proofErr w:type="gramStart"/>
+      <w:r>
+        <w:rPr>
+          <w:lang w:val="en-US"/>
+        </w:rPr>
+        <w:t>char</w:t>
+      </w:r>
+      <w:proofErr w:type="gramEnd"/>
+      <w:r>
+        <w:rPr>
+          <w:lang w:val="en-US"/>
+        </w:rPr>
+        <w:t xml:space="preserve"> </w:t>
+      </w:r>
+      <w:proofErr w:type="spellStart"/>
+      <w:r>
+        <w:rPr>
+          <w:lang w:val="en-US"/>
+        </w:rPr>
+        <w:t>str</w:t>
+      </w:r>
+      <w:proofErr w:type="spellEnd"/>
+      <w:r>
+        <w:rPr>
+          <w:lang w:val="en-US"/>
+        </w:rPr>
+        <w:t>[100];</w:t>
+      </w:r>
+    </w:p>
+    <w:p>
+      <w:pPr>
+        <w:spacing w:line="240" w:lineRule="auto"/>
+        <w:rPr>
+          <w:lang w:val="en-US"/>
+        </w:rPr>
+      </w:pPr>
+      <w:r>
+        <w:rPr>
+          <w:lang w:val="en-US"/>
+        </w:rPr>
+        <w:t xml:space="preserve">    </w:t>
+      </w:r>
+      <w:proofErr w:type="spellStart"/>
+      <w:proofErr w:type="gramStart"/>
+      <w:r>
+        <w:rPr>
+          <w:lang w:val="en-US"/>
+        </w:rPr>
+        <w:t>int</w:t>
+      </w:r>
+      <w:proofErr w:type="spellEnd"/>
+      <w:proofErr w:type="gramEnd"/>
+      <w:r>
+        <w:rPr>
+          <w:lang w:val="en-US"/>
+        </w:rPr>
+        <w:t xml:space="preserve"> i;</w:t>
+      </w:r>
+    </w:p>
+    <w:p>
+      <w:pPr>
+        <w:spacing w:line="240" w:lineRule="auto"/>
+        <w:rPr>
+          <w:lang w:val="en-US"/>
+        </w:rPr>
+      </w:pPr>
+    </w:p>
+    <w:p>
+      <w:pPr>
+        <w:spacing w:line="240" w:lineRule="auto"/>
+        <w:rPr>
+          <w:lang w:val="en-US"/>
+        </w:rPr>
+      </w:pPr>
+      <w:r>
+        <w:rPr>
+          <w:lang w:val="en-US"/>
+        </w:rPr>
+        <w:t xml:space="preserve">    </w:t>
+      </w:r>
+      <w:proofErr w:type="spellStart"/>
+      <w:proofErr w:type="gramStart"/>
+      <w:r>
+        <w:rPr>
+          <w:lang w:val="en-US"/>
+        </w:rPr>
+        <w:t>printf</w:t>
+      </w:r>
+      <w:proofErr w:type="spellEnd"/>
+      <w:r>
+        <w:rPr>
+          <w:lang w:val="en-US"/>
+        </w:rPr>
+        <w:t>(</w:t>
+      </w:r>
+      <w:proofErr w:type="gramEnd"/>
+      <w:r>
+        <w:rPr>
+          <w:lang w:val="en-US"/>
+        </w:rPr>
+        <w:t>"Enter a c language statement: ");</w:t>
+      </w:r>
+    </w:p>
+    <w:p>
+      <w:pPr>
+        <w:spacing w:line="240" w:lineRule="auto"/>
+        <w:rPr>
+          <w:lang w:val="en-US"/>
+        </w:rPr>
+      </w:pPr>
+      <w:r>
+        <w:rPr>
+          <w:lang w:val="en-US"/>
+        </w:rPr>
+        <w:t xml:space="preserve">    </w:t>
+      </w:r>
+      <w:proofErr w:type="spellStart"/>
+      <w:proofErr w:type="gramStart"/>
+      <w:r>
+        <w:rPr>
+          <w:lang w:val="en-US"/>
+        </w:rPr>
+        <w:t>fgets</w:t>
+      </w:r>
+      <w:proofErr w:type="spellEnd"/>
+      <w:r>
+        <w:rPr>
+          <w:lang w:val="en-US"/>
+        </w:rPr>
+        <w:t>(</w:t>
+      </w:r>
+      <w:proofErr w:type="spellStart"/>
+      <w:proofErr w:type="gramEnd"/>
+      <w:r>
+        <w:rPr>
+          <w:lang w:val="en-US"/>
+        </w:rPr>
+        <w:t>str</w:t>
+      </w:r>
+      <w:proofErr w:type="spellEnd"/>
+      <w:r>
+        <w:rPr>
+          <w:lang w:val="en-US"/>
+        </w:rPr>
+        <w:t xml:space="preserve">, </w:t>
+      </w:r>
+      <w:proofErr w:type="spellStart"/>
+      <w:r>
+        <w:rPr>
+          <w:lang w:val="en-US"/>
+        </w:rPr>
+        <w:t>sizeof</w:t>
+      </w:r>
+      <w:proofErr w:type="spellEnd"/>
+      <w:r>
+        <w:rPr>
+          <w:lang w:val="en-US"/>
+        </w:rPr>
+        <w:t>(</w:t>
+      </w:r>
+      <w:proofErr w:type="spellStart"/>
+      <w:r>
+        <w:rPr>
+          <w:lang w:val="en-US"/>
+        </w:rPr>
+        <w:t>str</w:t>
+      </w:r>
+      <w:proofErr w:type="spellEnd"/>
+      <w:r>
+        <w:rPr>
+          <w:lang w:val="en-US"/>
+        </w:rPr>
+        <w:t xml:space="preserve">), </w:t>
+      </w:r>
+      <w:proofErr w:type="spellStart"/>
+      <w:r>
+        <w:rPr>
+          <w:lang w:val="en-US"/>
+        </w:rPr>
+        <w:t>stdin</w:t>
+      </w:r>
+      <w:proofErr w:type="spellEnd"/>
+      <w:r>
+        <w:rPr>
+          <w:lang w:val="en-US"/>
+        </w:rPr>
+        <w:t>);</w:t>
+      </w:r>
+    </w:p>
+    <w:p>
+      <w:pPr>
+        <w:spacing w:line="240" w:lineRule="auto"/>
+        <w:rPr>
+          <w:lang w:val="en-US"/>
+        </w:rPr>
+      </w:pPr>
+    </w:p>
+    <w:p>
+      <w:pPr>
+        <w:spacing w:line="240" w:lineRule="auto"/>
+        <w:rPr>
+          <w:lang w:val="en-US"/>
+        </w:rPr>
+      </w:pPr>
+      <w:r>
+        <w:rPr>
+          <w:lang w:val="en-US"/>
+        </w:rPr>
+        <w:t xml:space="preserve">    </w:t>
+      </w:r>
+      <w:proofErr w:type="gramStart"/>
+      <w:r>
+        <w:rPr>
+          <w:lang w:val="en-US"/>
+        </w:rPr>
+        <w:t>for(</w:t>
+      </w:r>
+      <w:proofErr w:type="gramEnd"/>
+      <w:r>
+        <w:rPr>
+          <w:lang w:val="en-US"/>
+        </w:rPr>
+        <w:t xml:space="preserve">i = 0; </w:t>
+      </w:r>
+      <w:proofErr w:type="spellStart"/>
+      <w:r>
+        <w:rPr>
+          <w:lang w:val="en-US"/>
+        </w:rPr>
+        <w:t>str</w:t>
+      </w:r>
+      <w:proofErr w:type="spellEnd"/>
+      <w:r>
+        <w:rPr>
+          <w:lang w:val="en-US"/>
+        </w:rPr>
+        <w:t>[i] != '\0'; i++)</w:t>
+      </w:r>
+    </w:p>
+    <w:p>
+      <w:pPr>
+        <w:spacing w:line="240" w:lineRule="auto"/>
+        <w:rPr>
+          <w:lang w:val="en-US"/>
+        </w:rPr>
+      </w:pPr>
+      <w:r>
+        <w:rPr>
+          <w:lang w:val="en-US"/>
+        </w:rPr>
+        <w:t xml:space="preserve">    {</w:t>
+      </w:r>
+    </w:p>
+    <w:p>
+      <w:pPr>
+        <w:spacing w:line="240" w:lineRule="auto"/>
+        <w:rPr>
+          <w:lang w:val="en-US"/>
+        </w:rPr>
+      </w:pPr>
+      <w:r>
+        <w:rPr>
+          <w:lang w:val="en-US"/>
+        </w:rPr>
+        <w:t xml:space="preserve">        </w:t>
+      </w:r>
+      <w:proofErr w:type="gramStart"/>
+      <w:r>
+        <w:rPr>
+          <w:lang w:val="en-US"/>
+        </w:rPr>
+        <w:t>if(</w:t>
+      </w:r>
+      <w:proofErr w:type="spellStart"/>
+      <w:proofErr w:type="gramEnd"/>
+      <w:r>
+        <w:rPr>
+          <w:lang w:val="en-US"/>
+        </w:rPr>
+        <w:t>isalpha</w:t>
+      </w:r>
+      <w:proofErr w:type="spellEnd"/>
+      <w:r>
+        <w:rPr>
+          <w:lang w:val="en-US"/>
+        </w:rPr>
+        <w:t>(</w:t>
+      </w:r>
+      <w:proofErr w:type="spellStart"/>
+      <w:r>
+        <w:rPr>
+          <w:lang w:val="en-US"/>
+        </w:rPr>
+        <w:t>str</w:t>
+      </w:r>
+      <w:proofErr w:type="spellEnd"/>
+      <w:r>
+        <w:rPr>
+          <w:lang w:val="en-US"/>
+        </w:rPr>
+        <w:t>[i]))</w:t>
+      </w:r>
+    </w:p>
+    <w:p>
+      <w:pPr>
+        <w:spacing w:line="240" w:lineRule="auto"/>
+        <w:rPr>
+          <w:lang w:val="en-US"/>
+        </w:rPr>
+      </w:pPr>
+      <w:r>
+        <w:rPr>
+          <w:lang w:val="en-US"/>
+        </w:rPr>
+        <w:t xml:space="preserve">            </w:t>
+      </w:r>
+      <w:proofErr w:type="spellStart"/>
+      <w:proofErr w:type="gramStart"/>
+      <w:r>
+        <w:rPr>
+          <w:lang w:val="en-US"/>
+        </w:rPr>
+        <w:t>printf</w:t>
+      </w:r>
+      <w:proofErr w:type="spellEnd"/>
+      <w:r>
+        <w:rPr>
+          <w:lang w:val="en-US"/>
+        </w:rPr>
+        <w:t>(</w:t>
+      </w:r>
+      <w:proofErr w:type="gramEnd"/>
+      <w:r>
+        <w:rPr>
+          <w:lang w:val="en-US"/>
+        </w:rPr>
+        <w:t xml:space="preserve">"%c : Identifier\n", </w:t>
+      </w:r>
+      <w:proofErr w:type="spellStart"/>
+      <w:r>
+        <w:rPr>
+          <w:lang w:val="en-US"/>
+        </w:rPr>
+        <w:t>str</w:t>
+      </w:r>
+      <w:proofErr w:type="spellEnd"/>
+      <w:r>
+        <w:rPr>
+          <w:lang w:val="en-US"/>
+        </w:rPr>
+        <w:t>[i]);</w:t>
+      </w:r>
+    </w:p>
+    <w:p>
+      <w:pPr>
+        <w:spacing w:line="240" w:lineRule="auto"/>
+        <w:rPr>
+          <w:lang w:val="en-US"/>
+        </w:rPr>
+      </w:pPr>
+    </w:p>
+    <w:p>
+      <w:pPr>
+        <w:spacing w:line="240" w:lineRule="auto"/>
+        <w:rPr>
+          <w:lang w:val="en-US"/>
+        </w:rPr>
+      </w:pPr>
+      <w:r>
+        <w:rPr>
+          <w:lang w:val="en-US"/>
+        </w:rPr>
+        <w:t xml:space="preserve">        </w:t>
+      </w:r>
+      <w:proofErr w:type="gramStart"/>
+      <w:r>
+        <w:rPr>
+          <w:lang w:val="en-US"/>
+        </w:rPr>
+        <w:t>else</w:t>
+      </w:r>
+      <w:proofErr w:type="gramEnd"/>
+      <w:r>
+        <w:rPr>
+          <w:lang w:val="en-US"/>
+        </w:rPr>
+        <w:t xml:space="preserve"> if(</w:t>
+      </w:r>
+      <w:proofErr w:type="spellStart"/>
+      <w:r>
+        <w:rPr>
+          <w:lang w:val="en-US"/>
+        </w:rPr>
+        <w:t>isdigit</w:t>
+      </w:r>
+      <w:proofErr w:type="spellEnd"/>
+      <w:r>
+        <w:rPr>
+          <w:lang w:val="en-US"/>
+        </w:rPr>
+        <w:t>(</w:t>
+      </w:r>
+      <w:proofErr w:type="spellStart"/>
+      <w:r>
+        <w:rPr>
+          <w:lang w:val="en-US"/>
+        </w:rPr>
+        <w:t>str</w:t>
+      </w:r>
+      <w:proofErr w:type="spellEnd"/>
+      <w:r>
+        <w:rPr>
+          <w:lang w:val="en-US"/>
+        </w:rPr>
+        <w:t>[i]))</w:t>
+      </w:r>
+    </w:p>
+    <w:p>
+      <w:pPr>
+        <w:spacing w:line="240" w:lineRule="auto"/>
+        <w:rPr>
+          <w:lang w:val="en-US"/>
+        </w:rPr>
+      </w:pPr>
+      <w:r>
+        <w:rPr>
+          <w:lang w:val="en-US"/>
+        </w:rPr>
+        <w:t xml:space="preserve">            </w:t>
+      </w:r>
+      <w:proofErr w:type="spellStart"/>
+      <w:proofErr w:type="gramStart"/>
+      <w:r>
+        <w:rPr>
+          <w:lang w:val="en-US"/>
+        </w:rPr>
+        <w:t>printf</w:t>
+      </w:r>
+      <w:proofErr w:type="spellEnd"/>
+      <w:r>
+        <w:rPr>
+          <w:lang w:val="en-US"/>
+        </w:rPr>
+        <w:t>(</w:t>
+      </w:r>
+      <w:proofErr w:type="gramEnd"/>
+      <w:r>
+        <w:rPr>
+          <w:lang w:val="en-US"/>
+        </w:rPr>
+        <w:t xml:space="preserve">"%c : Number\n", </w:t>
+      </w:r>
+      <w:proofErr w:type="spellStart"/>
+      <w:r>
+        <w:rPr>
+          <w:lang w:val="en-US"/>
+        </w:rPr>
+        <w:t>str</w:t>
+      </w:r>
+      <w:proofErr w:type="spellEnd"/>
+      <w:r>
+        <w:rPr>
+          <w:lang w:val="en-US"/>
+        </w:rPr>
+        <w:t>[i]);</w:t>
+      </w:r>
+    </w:p>
+    <w:p>
+      <w:pPr>
+        <w:spacing w:line="240" w:lineRule="auto"/>
+        <w:rPr>
+          <w:lang w:val="en-US"/>
+        </w:rPr>
+      </w:pPr>
+    </w:p>
+    <w:p>
+      <w:pPr>
+        <w:spacing w:line="240" w:lineRule="auto"/>
+        <w:rPr>
+          <w:lang w:val="en-US"/>
+        </w:rPr>
+      </w:pPr>
+      <w:r>
+        <w:rPr>
+          <w:lang w:val="en-US"/>
+        </w:rPr>
+        <w:t xml:space="preserve">        </w:t>
+      </w:r>
+      <w:proofErr w:type="gramStart"/>
+      <w:r>
+        <w:rPr>
+          <w:lang w:val="en-US"/>
+        </w:rPr>
+        <w:t>else</w:t>
+      </w:r>
+      <w:proofErr w:type="gramEnd"/>
+      <w:r>
+        <w:rPr>
+          <w:lang w:val="en-US"/>
+        </w:rPr>
+        <w:t xml:space="preserve"> if(</w:t>
+      </w:r>
+      <w:proofErr w:type="spellStart"/>
+      <w:r>
+        <w:rPr>
+          <w:lang w:val="en-US"/>
+        </w:rPr>
+        <w:t>str</w:t>
+      </w:r>
+      <w:proofErr w:type="spellEnd"/>
+      <w:r>
+        <w:rPr>
+          <w:lang w:val="en-US"/>
+        </w:rPr>
+        <w:t xml:space="preserve">[i] == '+' || </w:t>
+      </w:r>
+      <w:proofErr w:type="spellStart"/>
+      <w:r>
+        <w:rPr>
+          <w:lang w:val="en-US"/>
+        </w:rPr>
+        <w:t>str</w:t>
+      </w:r>
+      <w:proofErr w:type="spellEnd"/>
+      <w:r>
+        <w:rPr>
+          <w:lang w:val="en-US"/>
+        </w:rPr>
+        <w:t>[i] == '-' ||</w:t>
+      </w:r>
+    </w:p>
+    <w:p>
+      <w:pPr>
+        <w:spacing w:line="240" w:lineRule="auto"/>
+        <w:rPr>
+          <w:lang w:val="en-US"/>
+        </w:rPr>
+      </w:pPr>
+      <w:r>
+        <w:rPr>
+          <w:lang w:val="en-US"/>
+        </w:rPr>
+        <w:t xml:space="preserve">                </w:t>
+      </w:r>
+      <w:proofErr w:type="spellStart"/>
+      <w:proofErr w:type="gramStart"/>
+      <w:r>
+        <w:rPr>
+          <w:lang w:val="en-US"/>
+        </w:rPr>
+        <w:t>str</w:t>
+      </w:r>
+      <w:proofErr w:type="spellEnd"/>
+      <w:r>
+        <w:rPr>
+          <w:lang w:val="en-US"/>
+        </w:rPr>
+        <w:t>[</w:t>
+      </w:r>
+      <w:proofErr w:type="gramEnd"/>
+      <w:r>
+        <w:rPr>
+          <w:lang w:val="en-US"/>
+        </w:rPr>
+        <w:t xml:space="preserve">i] == '*' || </w:t>
+      </w:r>
+      <w:proofErr w:type="spellStart"/>
+      <w:r>
+        <w:rPr>
+          <w:lang w:val="en-US"/>
+        </w:rPr>
+        <w:t>str</w:t>
+      </w:r>
+      <w:proofErr w:type="spellEnd"/>
+      <w:r>
+        <w:rPr>
+          <w:lang w:val="en-US"/>
+        </w:rPr>
+        <w:t>[i] == '/')</w:t>
+      </w:r>
+    </w:p>
+    <w:p>
+      <w:pPr>
+        <w:spacing w:line="240" w:lineRule="auto"/>
+        <w:rPr>
+          <w:lang w:val="en-US"/>
+        </w:rPr>
+      </w:pPr>
+      <w:r>
+        <w:rPr>
+          <w:lang w:val="en-US"/>
+        </w:rPr>
+        <w:t xml:space="preserve">            </w:t>
+      </w:r>
+      <w:proofErr w:type="spellStart"/>
+      <w:proofErr w:type="gramStart"/>
+      <w:r>
+        <w:rPr>
+          <w:lang w:val="en-US"/>
+        </w:rPr>
+        <w:t>printf</w:t>
+      </w:r>
+      <w:proofErr w:type="spellEnd"/>
+      <w:r>
+        <w:rPr>
+          <w:lang w:val="en-US"/>
+        </w:rPr>
+        <w:t>(</w:t>
+      </w:r>
+      <w:proofErr w:type="gramEnd"/>
+      <w:r>
+        <w:rPr>
+          <w:lang w:val="en-US"/>
+        </w:rPr>
+        <w:t xml:space="preserve">"%c : Operator\n", </w:t>
+      </w:r>
+      <w:proofErr w:type="spellStart"/>
+      <w:r>
+        <w:rPr>
+          <w:lang w:val="en-US"/>
+        </w:rPr>
+        <w:t>str</w:t>
+      </w:r>
+      <w:proofErr w:type="spellEnd"/>
+      <w:r>
+        <w:rPr>
+          <w:lang w:val="en-US"/>
+        </w:rPr>
+        <w:t>[i]);</w:t>
+      </w:r>
+    </w:p>
+    <w:p>
+      <w:pPr>
+        <w:spacing w:line="240" w:lineRule="auto"/>
+        <w:rPr>
+          <w:lang w:val="en-US"/>
+        </w:rPr>
+      </w:pPr>
+    </w:p>
+    <w:p>
+      <w:pPr>
+        <w:spacing w:line="240" w:lineRule="auto"/>
+        <w:rPr>
+          <w:lang w:val="en-US"/>
+        </w:rPr>
+      </w:pPr>
+      <w:r>
+        <w:rPr>
+          <w:lang w:val="en-US"/>
+        </w:rPr>
+        <w:t xml:space="preserve">        </w:t>
+      </w:r>
+      <w:proofErr w:type="gramStart"/>
+      <w:r>
+        <w:rPr>
+          <w:lang w:val="en-US"/>
+        </w:rPr>
+        <w:t>else</w:t>
+      </w:r>
+      <w:proofErr w:type="gramEnd"/>
+      <w:r>
+        <w:rPr>
+          <w:lang w:val="en-US"/>
+        </w:rPr>
+        <w:t xml:space="preserve"> if(</w:t>
+      </w:r>
+      <w:proofErr w:type="spellStart"/>
+      <w:r>
+        <w:rPr>
+          <w:lang w:val="en-US"/>
+        </w:rPr>
+        <w:t>str</w:t>
+      </w:r>
+      <w:proofErr w:type="spellEnd"/>
+      <w:r>
+        <w:rPr>
+          <w:lang w:val="en-US"/>
+        </w:rPr>
+        <w:t xml:space="preserve">[i] == ';' || </w:t>
+      </w:r>
+      <w:proofErr w:type="spellStart"/>
+      <w:r>
+        <w:rPr>
+          <w:lang w:val="en-US"/>
+        </w:rPr>
+        <w:t>str</w:t>
+      </w:r>
+      <w:proofErr w:type="spellEnd"/>
+      <w:r>
+        <w:rPr>
+          <w:lang w:val="en-US"/>
+        </w:rPr>
+        <w:t>[i] == ',' ||</w:t>
+      </w:r>
+    </w:p>
+    <w:p>
+      <w:pPr>
+        <w:spacing w:line="240" w:lineRule="auto"/>
+        <w:rPr>
+          <w:lang w:val="en-US"/>
+        </w:rPr>
+      </w:pPr>
+      <w:r>
+        <w:rPr>
+          <w:lang w:val="en-US"/>
+        </w:rPr>
+        <w:t xml:space="preserve">                </w:t>
+      </w:r>
+      <w:proofErr w:type="spellStart"/>
+      <w:proofErr w:type="gramStart"/>
+      <w:r>
+        <w:rPr>
+          <w:lang w:val="en-US"/>
+        </w:rPr>
+        <w:t>str</w:t>
+      </w:r>
+      <w:proofErr w:type="spellEnd"/>
+      <w:r>
+        <w:rPr>
+          <w:lang w:val="en-US"/>
+        </w:rPr>
+        <w:t>[</w:t>
+      </w:r>
+      <w:proofErr w:type="gramEnd"/>
+      <w:r>
+        <w:rPr>
+          <w:lang w:val="en-US"/>
+        </w:rPr>
+        <w:t xml:space="preserve">i] == '(' || </w:t>
+      </w:r>
+      <w:proofErr w:type="spellStart"/>
+      <w:r>
+        <w:rPr>
+          <w:lang w:val="en-US"/>
+        </w:rPr>
+        <w:t>str</w:t>
+      </w:r>
+      <w:proofErr w:type="spellEnd"/>
+      <w:r>
+        <w:rPr>
+          <w:lang w:val="en-US"/>
+        </w:rPr>
+        <w:t>[i] == ')')</w:t>
+      </w:r>
+    </w:p>
+    <w:p>
+      <w:pPr>
+        <w:spacing w:line="240" w:lineRule="auto"/>
+        <w:rPr>
+          <w:lang w:val="en-US"/>
+        </w:rPr>
+      </w:pPr>
+      <w:r>
+        <w:rPr>
+          <w:lang w:val="en-US"/>
+        </w:rPr>
+        <w:t xml:space="preserve">            </w:t>
+      </w:r>
+      <w:proofErr w:type="spellStart"/>
+      <w:proofErr w:type="gramStart"/>
+      <w:r>
+        <w:rPr>
+          <w:lang w:val="en-US"/>
+        </w:rPr>
+        <w:t>printf</w:t>
+      </w:r>
+      <w:proofErr w:type="spellEnd"/>
+      <w:r>
+        <w:rPr>
+          <w:lang w:val="en-US"/>
+        </w:rPr>
+        <w:t>(</w:t>
+      </w:r>
+      <w:proofErr w:type="gramEnd"/>
+      <w:r>
+        <w:rPr>
+          <w:lang w:val="en-US"/>
+        </w:rPr>
+        <w:t xml:space="preserve">"%c : Special Symbol\n", </w:t>
+      </w:r>
+      <w:proofErr w:type="spellStart"/>
+      <w:r>
+        <w:rPr>
+          <w:lang w:val="en-US"/>
+        </w:rPr>
+        <w:t>str</w:t>
+      </w:r>
+      <w:proofErr w:type="spellEnd"/>
+      <w:r>
+        <w:rPr>
+          <w:lang w:val="en-US"/>
+        </w:rPr>
+        <w:t>[i]);</w:t>
+      </w:r>
+    </w:p>
+    <w:p>
+      <w:pPr>
+        <w:spacing w:line="240" w:lineRule="auto"/>
+        <w:rPr>
+          <w:lang w:val="en-US"/>
+        </w:rPr>
+      </w:pPr>
+      <w:r>
+        <w:rPr>
+          <w:lang w:val="en-US"/>
+        </w:rPr>
+        <w:t xml:space="preserve">    }</w:t>
+      </w:r>
+    </w:p>
+    <w:p>
+      <w:pPr>
+        <w:spacing w:line="240" w:lineRule="auto"/>
+        <w:rPr>
+          <w:lang w:val="en-US"/>
+        </w:rPr>
+      </w:pPr>
+    </w:p>
+    <w:p>
+      <w:pPr>
+        <w:spacing w:line="240" w:lineRule="auto"/>
+        <w:rPr>
+          <w:lang w:val="en-US"/>
+        </w:rPr>
+      </w:pPr>
+      <w:r>
+        <w:rPr>
+          <w:lang w:val="en-US"/>
+        </w:rPr>
+        <w:t xml:space="preserve">    </w:t>
+      </w:r>
+      <w:proofErr w:type="gramStart"/>
+      <w:r>
+        <w:rPr>
+          <w:lang w:val="en-US"/>
+        </w:rPr>
+        <w:t>return</w:t>
+      </w:r>
+      <w:proofErr w:type="gramEnd"/>
+      <w:r>
+        <w:rPr>
+          <w:lang w:val="en-US"/>
+        </w:rPr>
+        <w:t xml:space="preserve"> 0;</w:t>
+      </w:r>
+      <w:r>
+        <w:rPr>
+          <w:lang w:val="en-US"/>
+        </w:rPr>
+        <w:t xml:space="preserve"> </w:t>
+      </w:r>
+      <w:r>
+        <w:rPr>
+          <w:lang w:val="en-US"/>
+        </w:rPr>
+        <w:t>}</w:t>
+      </w:r>
+    </w:p>
+    <w:p>
+      <w:pPr>
+        <w:rPr>
+          <w:lang w:val="en-US"/>
+        </w:rPr>
+      </w:pPr>
+    </w:p>
+    <w:p>
+      <w:pPr>
+        <w:rPr>
+          <w:lang w:val="en-US"/>
+        </w:rPr>
+      </w:pPr>
       <w:bookmarkStart w:id="0" w:name="_GoBack"/>
-      <w:bookmarkEnd w:id="0"/>
-    </w:p>
-    <w:p>
-      <w:pPr>
-        <w:rPr>
-          <w:lang w:val="en-US"/>
-        </w:rPr>
-      </w:pPr>
-      <w:r>
-        <w:rPr>
-          <w:noProof/>
-          <w:lang w:eastAsia="en-IN"/>
+      <w:r>
+        <w:rPr>
+          <w:lang w:val="en-US"/>
         </w:rPr>
         <w:drawing>
-          <wp:inline distT="0" distB="0" distL="0" distR="0">
-            <wp:extent cx="5731510" cy="2602865"/>
-            <wp:effectExtent l="0" t="0" r="2540" b="6985"/>
+          <wp:inline distT="0" distB="0" distL="0" distR="0" wp14:anchorId="2966CE5C" wp14:editId="7E1D9B0A">
+            <wp:extent cx="3215919" cy="2103302"/>
+            <wp:effectExtent l="0" t="0" r="3810" b="0"/>
             <wp:docPr id="1" name="Picture 1"/>
             <wp:cNvGraphicFramePr>
               <a:graphicFrameLocks xmlns:a="http://schemas.openxmlformats.org/drawingml/2006/main" noChangeAspect="1"/>
@@ -40,17 +1021,11 @@
               <a:graphicData uri="http://schemas.openxmlformats.org/drawingml/2006/picture">
                 <pic:pic xmlns:pic="http://schemas.openxmlformats.org/drawingml/2006/picture">
                   <pic:nvPicPr>
-                    <pic:cNvPr id="0" name="Screenshot 2026-10-06 144421.png"/>
+                    <pic:cNvPr id="0" name=""/>
                     <pic:cNvPicPr/>
                   </pic:nvPicPr>
                   <pic:blipFill>
-                    <a:blip r:embed="rId5" cstate="print">
-                      <a:extLst>
-                        <a:ext uri="{28A0092B-C50C-407E-A947-70E740481C1C}">
-                          <a14:useLocalDpi xmlns:a14="http://schemas.microsoft.com/office/drawing/2010/main" val="0"/>
-                        </a:ext>
-                      </a:extLst>
-                    </a:blip>
+                    <a:blip r:embed="rId5"/>
                     <a:stretch>
                       <a:fillRect/>
                     </a:stretch>
@@ -58,7 +1033,7 @@
                   <pic:spPr>
                     <a:xfrm>
                       <a:off x="0" y="0"/>
-                      <a:ext cx="5731510" cy="2602865"/>
+                      <a:ext cx="3215919" cy="2103302"/>
                     </a:xfrm>
                     <a:prstGeom prst="rect">
                       <a:avLst/>
@@ -70,6 +1045,7 @@
           </wp:inline>
         </w:drawing>
       </w:r>
+      <w:bookmarkEnd w:id="0"/>
     </w:p>
     <w:sectPr>
       <w:pgSz w:w="11906" w:h="16838"/>
